--- a/Documentations/毕业设计（论文）任务书.docx
+++ b/Documentations/毕业设计（论文）任务书.docx
@@ -17,7 +17,7 @@
           <w:noProof/>
         </w:rPr>
         <w:drawing>
-          <wp:inline distT="0" distB="0" distL="0" distR="0" wp14:anchorId="7432F959" wp14:editId="12244B0A">
+          <wp:inline distT="0" distB="0" distL="0" distR="0" wp14:anchorId="7432F959" wp14:editId="32C5865D">
             <wp:extent cx="2540000" cy="624840"/>
             <wp:effectExtent l="0" t="0" r="0" b="0"/>
             <wp:docPr id="1119224401" name="图片 1"/>
@@ -1153,6 +1153,79 @@
                 <w:szCs w:val="28"/>
               </w:rPr>
             </w:pPr>
+            <w:r>
+              <w:rPr>
+                <w:noProof/>
+                <w:szCs w:val="21"/>
+              </w:rPr>
+              <w:drawing>
+                <wp:anchor distT="0" distB="0" distL="114300" distR="114300" simplePos="0" relativeHeight="251659264" behindDoc="0" locked="0" layoutInCell="1" allowOverlap="1" wp14:anchorId="032418A4" wp14:editId="034615F8">
+                  <wp:simplePos x="0" y="0"/>
+                  <wp:positionH relativeFrom="margin">
+                    <wp:posOffset>387985</wp:posOffset>
+                  </wp:positionH>
+                  <wp:positionV relativeFrom="page">
+                    <wp:posOffset>-128270</wp:posOffset>
+                  </wp:positionV>
+                  <wp:extent cx="547370" cy="330835"/>
+                  <wp:effectExtent l="0" t="0" r="0" b="0"/>
+                  <wp:wrapNone/>
+                  <wp:docPr id="1599591378" name="图片 1"/>
+                  <wp:cNvGraphicFramePr>
+                    <a:graphicFrameLocks xmlns:a="http://schemas.openxmlformats.org/drawingml/2006/main" noChangeAspect="1"/>
+                  </wp:cNvGraphicFramePr>
+                  <a:graphic xmlns:a="http://schemas.openxmlformats.org/drawingml/2006/main">
+                    <a:graphicData uri="http://schemas.openxmlformats.org/drawingml/2006/picture">
+                      <pic:pic xmlns:pic="http://schemas.openxmlformats.org/drawingml/2006/picture">
+                        <pic:nvPicPr>
+                          <pic:cNvPr id="0" name="Picture 1"/>
+                          <pic:cNvPicPr>
+                            <a:picLocks noChangeAspect="1" noChangeArrowheads="1"/>
+                          </pic:cNvPicPr>
+                        </pic:nvPicPr>
+                        <pic:blipFill rotWithShape="1">
+                          <a:blip r:embed="rId8" cstate="print">
+                            <a:extLst>
+                              <a:ext uri="{28A0092B-C50C-407E-A947-70E740481C1C}">
+                                <a14:useLocalDpi xmlns:a14="http://schemas.microsoft.com/office/drawing/2010/main" val="0"/>
+                              </a:ext>
+                            </a:extLst>
+                          </a:blip>
+                          <a:srcRect l="4723" t="10965" r="12531" b="12987"/>
+                          <a:stretch>
+                            <a:fillRect/>
+                          </a:stretch>
+                        </pic:blipFill>
+                        <pic:spPr bwMode="auto">
+                          <a:xfrm>
+                            <a:off x="0" y="0"/>
+                            <a:ext cx="547370" cy="330835"/>
+                          </a:xfrm>
+                          <a:prstGeom prst="rect">
+                            <a:avLst/>
+                          </a:prstGeom>
+                          <a:noFill/>
+                          <a:ln>
+                            <a:noFill/>
+                          </a:ln>
+                          <a:extLst>
+                            <a:ext uri="{53640926-AAD7-44D8-BBD7-CCE9431645EC}">
+                              <a14:shadowObscured xmlns:a14="http://schemas.microsoft.com/office/drawing/2010/main"/>
+                            </a:ext>
+                          </a:extLst>
+                        </pic:spPr>
+                      </pic:pic>
+                    </a:graphicData>
+                  </a:graphic>
+                  <wp14:sizeRelH relativeFrom="margin">
+                    <wp14:pctWidth>0</wp14:pctWidth>
+                  </wp14:sizeRelH>
+                  <wp14:sizeRelV relativeFrom="margin">
+                    <wp14:pctHeight>0</wp14:pctHeight>
+                  </wp14:sizeRelV>
+                </wp:anchor>
+              </w:drawing>
+            </w:r>
           </w:p>
         </w:tc>
         <w:tc>
@@ -1173,6 +1246,14 @@
                 <w:szCs w:val="28"/>
               </w:rPr>
             </w:pPr>
+            <w:r>
+              <w:rPr>
+                <w:rFonts w:ascii="宋体" w:hAnsi="宋体"/>
+                <w:sz w:val="28"/>
+                <w:szCs w:val="28"/>
+              </w:rPr>
+              <w:t>2025</w:t>
+            </w:r>
           </w:p>
         </w:tc>
         <w:tc>
@@ -1218,6 +1299,14 @@
                 <w:szCs w:val="28"/>
               </w:rPr>
             </w:pPr>
+            <w:r>
+              <w:rPr>
+                <w:rFonts w:ascii="宋体" w:hAnsi="宋体"/>
+                <w:sz w:val="28"/>
+                <w:szCs w:val="28"/>
+              </w:rPr>
+              <w:t>12</w:t>
+            </w:r>
           </w:p>
         </w:tc>
         <w:tc>
@@ -1263,6 +1352,14 @@
                 <w:szCs w:val="28"/>
               </w:rPr>
             </w:pPr>
+            <w:r>
+              <w:rPr>
+                <w:rFonts w:ascii="宋体" w:hAnsi="宋体"/>
+                <w:sz w:val="28"/>
+                <w:szCs w:val="28"/>
+              </w:rPr>
+              <w:t>9</w:t>
+            </w:r>
           </w:p>
         </w:tc>
         <w:tc>
@@ -4754,51 +4851,37 @@
         <w:rPr>
           <w:szCs w:val="21"/>
         </w:rPr>
-        <w:t xml:space="preserve">Cheng Zhang, Feng Wang, Yang Zou, Johannes </w:t>
+        <w:t xml:space="preserve">Cheng Zhang, Feng Wang, Yang Zou, Johannes Dimyadi, Brian H.W. Guo, Lei Hou, Automated UAV image-to-BIM registration for building façade inspection using improved </w:t>
       </w:r>
       <w:proofErr w:type="spellStart"/>
       <w:r>
         <w:rPr>
           <w:szCs w:val="21"/>
         </w:rPr>
-        <w:t>Dimyadi</w:t>
+        <w:t>generalised</w:t>
       </w:r>
       <w:proofErr w:type="spellEnd"/>
       <w:r>
         <w:rPr>
           <w:szCs w:val="21"/>
         </w:rPr>
-        <w:t xml:space="preserve">, Brian H.W. Guo, Lei Hou, Automated UAV image-to-BIM registration for building façade inspection using improved </w:t>
+        <w:t xml:space="preserve"> Hough </w:t>
       </w:r>
       <w:proofErr w:type="spellStart"/>
       <w:r>
         <w:rPr>
           <w:szCs w:val="21"/>
         </w:rPr>
-        <w:t>generalised</w:t>
+        <w:t>transform,Automation</w:t>
       </w:r>
       <w:proofErr w:type="spellEnd"/>
       <w:r>
         <w:rPr>
           <w:szCs w:val="21"/>
         </w:rPr>
-        <w:t xml:space="preserve"> Hough </w:t>
-      </w:r>
-      <w:proofErr w:type="spellStart"/>
-      <w:r>
-        <w:rPr>
-          <w:szCs w:val="21"/>
-        </w:rPr>
-        <w:t>transform,Automation</w:t>
-      </w:r>
-      <w:proofErr w:type="spellEnd"/>
-      <w:r>
-        <w:rPr>
-          <w:szCs w:val="21"/>
-        </w:rPr>
         <w:t xml:space="preserve"> in Construction, Volume 153, 2023, 104957, ISSN 0926-5805, </w:t>
       </w:r>
-      <w:hyperlink r:id="rId8" w:history="1">
+      <w:hyperlink r:id="rId9" w:history="1">
         <w:r>
           <w:rPr>
             <w:rStyle w:val="af0"/>
@@ -4906,21 +4989,7 @@
         <w:rPr>
           <w:szCs w:val="21"/>
         </w:rPr>
-        <w:t xml:space="preserve">Yi </w:t>
-      </w:r>
-      <w:proofErr w:type="spellStart"/>
-      <w:r>
-        <w:rPr>
-          <w:szCs w:val="21"/>
-        </w:rPr>
-        <w:t>Zhike</w:t>
-      </w:r>
-      <w:proofErr w:type="spellEnd"/>
-      <w:r>
-        <w:rPr>
-          <w:szCs w:val="21"/>
-        </w:rPr>
-        <w:t xml:space="preserve">, et </w:t>
+        <w:t xml:space="preserve">Yi Zhike, et </w:t>
       </w:r>
       <w:proofErr w:type="spellStart"/>
       <w:r>
@@ -5185,7 +5254,7 @@
       <w:bookmarkEnd w:id="0"/>
     </w:p>
     <w:sectPr>
-      <w:headerReference w:type="default" r:id="rId9"/>
+      <w:headerReference w:type="default" r:id="rId10"/>
       <w:pgSz w:w="11907" w:h="16840" w:code="9"/>
       <w:pgMar w:top="1304" w:right="1797" w:bottom="567" w:left="1797" w:header="720" w:footer="720" w:gutter="0"/>
       <w:cols w:space="425"/>

--- a/Documentations/毕业设计（论文）任务书.docx
+++ b/Documentations/毕业设计（论文）任务书.docx
@@ -17,7 +17,7 @@
           <w:noProof/>
         </w:rPr>
         <w:drawing>
-          <wp:inline distT="0" distB="0" distL="0" distR="0" wp14:anchorId="7432F959" wp14:editId="32C5865D">
+          <wp:inline distT="0" distB="0" distL="0" distR="0" wp14:anchorId="7432F959" wp14:editId="10B8DF47">
             <wp:extent cx="2540000" cy="624840"/>
             <wp:effectExtent l="0" t="0" r="0" b="0"/>
             <wp:docPr id="1119224401" name="图片 1"/>
@@ -1159,16 +1159,16 @@
                 <w:szCs w:val="21"/>
               </w:rPr>
               <w:drawing>
-                <wp:anchor distT="0" distB="0" distL="114300" distR="114300" simplePos="0" relativeHeight="251659264" behindDoc="0" locked="0" layoutInCell="1" allowOverlap="1" wp14:anchorId="032418A4" wp14:editId="034615F8">
+                <wp:anchor distT="0" distB="0" distL="114300" distR="114300" simplePos="0" relativeHeight="251659264" behindDoc="0" locked="0" layoutInCell="1" allowOverlap="1" wp14:anchorId="032418A4" wp14:editId="3ABF09D4">
                   <wp:simplePos x="0" y="0"/>
                   <wp:positionH relativeFrom="margin">
-                    <wp:posOffset>387985</wp:posOffset>
+                    <wp:posOffset>327025</wp:posOffset>
                   </wp:positionH>
                   <wp:positionV relativeFrom="page">
-                    <wp:posOffset>-128270</wp:posOffset>
+                    <wp:posOffset>-114300</wp:posOffset>
                   </wp:positionV>
                   <wp:extent cx="547370" cy="330835"/>
-                  <wp:effectExtent l="0" t="0" r="0" b="0"/>
+                  <wp:effectExtent l="0" t="0" r="0" b="6350"/>
                   <wp:wrapNone/>
                   <wp:docPr id="1599591378" name="图片 1"/>
                   <wp:cNvGraphicFramePr>
@@ -1305,7 +1305,7 @@
                 <w:sz w:val="28"/>
                 <w:szCs w:val="28"/>
               </w:rPr>
-              <w:t>12</w:t>
+              <w:t>9</w:t>
             </w:r>
           </w:p>
         </w:tc>
@@ -1358,7 +1358,7 @@
                 <w:sz w:val="28"/>
                 <w:szCs w:val="28"/>
               </w:rPr>
-              <w:t>9</w:t>
+              <w:t>17</w:t>
             </w:r>
           </w:p>
         </w:tc>
@@ -1443,11 +1443,19 @@
             <w:pPr>
               <w:jc w:val="center"/>
               <w:rPr>
-                <w:rFonts w:ascii="宋体" w:hAnsi="宋体"/>
+                <w:rFonts w:ascii="宋体" w:hAnsi="宋体" w:hint="eastAsia"/>
                 <w:sz w:val="28"/>
                 <w:szCs w:val="28"/>
               </w:rPr>
             </w:pPr>
+            <w:r>
+              <w:rPr>
+                <w:rFonts w:ascii="宋体" w:hAnsi="宋体" w:hint="eastAsia"/>
+                <w:sz w:val="28"/>
+                <w:szCs w:val="28"/>
+              </w:rPr>
+              <w:t>卫志华</w:t>
+            </w:r>
           </w:p>
         </w:tc>
         <w:tc>
@@ -1468,6 +1476,14 @@
                 <w:szCs w:val="28"/>
               </w:rPr>
             </w:pPr>
+            <w:r>
+              <w:rPr>
+                <w:rFonts w:ascii="宋体" w:hAnsi="宋体"/>
+                <w:sz w:val="28"/>
+                <w:szCs w:val="28"/>
+              </w:rPr>
+              <w:t>2025</w:t>
+            </w:r>
           </w:p>
         </w:tc>
         <w:tc>
@@ -1513,6 +1529,14 @@
                 <w:szCs w:val="28"/>
               </w:rPr>
             </w:pPr>
+            <w:r>
+              <w:rPr>
+                <w:rFonts w:ascii="宋体" w:hAnsi="宋体"/>
+                <w:sz w:val="28"/>
+                <w:szCs w:val="28"/>
+              </w:rPr>
+              <w:t>9</w:t>
+            </w:r>
           </w:p>
         </w:tc>
         <w:tc>
@@ -1553,11 +1577,19 @@
               <w:ind w:leftChars="-50" w:left="-105" w:rightChars="-50" w:right="-105"/>
               <w:jc w:val="center"/>
               <w:rPr>
+                <w:rFonts w:ascii="宋体" w:hAnsi="宋体" w:hint="eastAsia"/>
+                <w:sz w:val="28"/>
+                <w:szCs w:val="28"/>
+              </w:rPr>
+            </w:pPr>
+            <w:r>
+              <w:rPr>
                 <w:rFonts w:ascii="宋体" w:hAnsi="宋体"/>
                 <w:sz w:val="28"/>
                 <w:szCs w:val="28"/>
               </w:rPr>
-            </w:pPr>
+              <w:t>22</w:t>
+            </w:r>
           </w:p>
         </w:tc>
         <w:tc>
@@ -4380,10 +4412,9 @@
             </w:r>
             <w:r>
               <w:rPr>
-                <w:rFonts w:hint="eastAsia"/>
-                <w:szCs w:val="21"/>
-              </w:rPr>
-              <w:t>22</w:t>
+                <w:szCs w:val="21"/>
+              </w:rPr>
+              <w:t>15</w:t>
             </w:r>
           </w:p>
           <w:p>
@@ -4412,27 +4443,13 @@
                 <w:rFonts w:hint="eastAsia"/>
                 <w:szCs w:val="21"/>
               </w:rPr>
-              <w:t>11</w:t>
-            </w:r>
-            <w:r>
-              <w:rPr>
-                <w:rFonts w:hint="eastAsia"/>
-                <w:szCs w:val="21"/>
-              </w:rPr>
-              <w:t>～</w:t>
-            </w:r>
-            <w:r>
-              <w:rPr>
-                <w:szCs w:val="21"/>
-              </w:rPr>
               <w:t>1</w:t>
             </w:r>
             <w:r>
               <w:rPr>
-                <w:rFonts w:hint="eastAsia"/>
-                <w:szCs w:val="21"/>
-              </w:rPr>
-              <w:t>2</w:t>
+                <w:szCs w:val="21"/>
+              </w:rPr>
+              <w:t>1</w:t>
             </w:r>
             <w:r>
               <w:rPr>
@@ -4546,10 +4563,9 @@
             </w:r>
             <w:r>
               <w:rPr>
-                <w:rFonts w:hint="eastAsia"/>
-                <w:szCs w:val="21"/>
-              </w:rPr>
-              <w:t>23</w:t>
+                <w:szCs w:val="21"/>
+              </w:rPr>
+              <w:t>16</w:t>
             </w:r>
             <w:r>
               <w:rPr>
@@ -4595,7 +4611,13 @@
                 <w:rFonts w:hint="eastAsia"/>
                 <w:szCs w:val="21"/>
               </w:rPr>
-              <w:t>27</w:t>
+              <w:t>2</w:t>
+            </w:r>
+            <w:r>
+              <w:rPr>
+                <w:szCs w:val="21"/>
+              </w:rPr>
+              <w:t>2</w:t>
             </w:r>
           </w:p>
           <w:p>
@@ -4624,7 +4646,13 @@
                 <w:rFonts w:hint="eastAsia"/>
                 <w:szCs w:val="21"/>
               </w:rPr>
-              <w:t>13</w:t>
+              <w:t>1</w:t>
+            </w:r>
+            <w:r>
+              <w:rPr>
+                <w:szCs w:val="21"/>
+              </w:rPr>
+              <w:t>2</w:t>
             </w:r>
             <w:r>
               <w:rPr>
